--- a/Dondok_프로젝트기획안_v1.1.docx
+++ b/Dondok_프로젝트기획안_v1.1.docx
@@ -16822,16 +16822,63 @@
         <w:pStyle w:val="Heading2"/>
         <w:rPr>
           <w:rFonts w:ascii="Malgun Gothic" w:cs="Malgun Gothic" w:eastAsia="Malgun Gothic" w:hAnsi="Malgun Gothic"/>
-        </w:rPr>
-      </w:pPr>
-      <w:r>
-        <w:rPr>
-          <w:rFonts w:ascii="Malgun Gothic" w:cs="Malgun Gothic" w:eastAsia="Malgun Gothic" w:hAnsi="Malgun Gothic"/>
           <w:color w:val="2e75b6"/>
+        </w:rPr>
+      </w:pPr>
+      <w:r>
+        <w:rPr>
+          <w:rFonts w:ascii="Malgun Gothic" w:cs="Malgun Gothic" w:eastAsia="Malgun Gothic" w:hAnsi="Malgun Gothic"/>
+          <w:color w:val="2e75b6"/>
           <w:rtl w:val="0"/>
         </w:rPr>
         <w:t xml:space="preserve">8-1. 실시간 지분 기반 정산</w:t>
       </w:r>
+    </w:p>
+    <w:p>
+      <w:pPr>
+        <w:rPr>
+          <w:rFonts w:ascii="Malgun Gothic" w:cs="Malgun Gothic" w:eastAsia="Malgun Gothic" w:hAnsi="Malgun Gothic"/>
+          <w:sz w:val="20"/>
+          <w:szCs w:val="20"/>
+        </w:rPr>
+      </w:pPr>
+      <w:r>
+        <w:rPr>
+          <w:rFonts w:ascii="Malgun Gothic" w:cs="Malgun Gothic" w:eastAsia="Malgun Gothic" w:hAnsi="Malgun Gothic"/>
+          <w:sz w:val="20"/>
+          <w:szCs w:val="20"/>
+          <w:rtl w:val="0"/>
+        </w:rPr>
+        <w:t xml:space="preserve">실시간</w:t>
+      </w:r>
+      <w:commentRangeStart w:id="2"/>
+      <w:r>
+        <w:rPr>
+          <w:rFonts w:ascii="Malgun Gothic" w:cs="Malgun Gothic" w:eastAsia="Malgun Gothic" w:hAnsi="Malgun Gothic"/>
+          <w:sz w:val="20"/>
+          <w:szCs w:val="20"/>
+          <w:rtl w:val="0"/>
+        </w:rPr>
+        <w:t xml:space="preserve"> 순위는 지분율 내림차순으로 산출한다. 동점자는 동일 순위로 처리하며, 다음 순위는 동점자 수만큼 건너뛴다. (예: 1, 1, 3, 4, 5위) </w:t>
+      </w:r>
+      <w:commentRangeEnd w:id="2"/>
+      <w:r>
+        <w:commentReference w:id="2"/>
+      </w:r>
+      <w:r>
+        <w:rPr>
+          <w:rtl w:val="0"/>
+        </w:rPr>
+      </w:r>
+    </w:p>
+    <w:p>
+      <w:pPr>
+        <w:rPr>
+          <w:rFonts w:ascii="Malgun Gothic" w:cs="Malgun Gothic" w:eastAsia="Malgun Gothic" w:hAnsi="Malgun Gothic"/>
+          <w:sz w:val="20"/>
+          <w:szCs w:val="20"/>
+        </w:rPr>
+      </w:pPr>
       <w:r>
         <w:rPr>
           <w:rtl w:val="0"/>
@@ -17825,7 +17872,7 @@
         </w:rPr>
         <w:t xml:space="preserve">8-3. </w:t>
       </w:r>
-      <w:commentRangeStart w:id="2"/>
+      <w:commentRangeStart w:id="3"/>
       <w:r>
         <w:rPr>
           <w:rFonts w:ascii="Malgun Gothic" w:cs="Malgun Gothic" w:eastAsia="Malgun Gothic" w:hAnsi="Malgun Gothic"/>
@@ -17834,9 +17881,9 @@
         </w:rPr>
         <w:t xml:space="preserve">동시성 제어</w:t>
       </w:r>
-      <w:commentRangeEnd w:id="2"/>
-      <w:r>
-        <w:commentReference w:id="2"/>
+      <w:commentRangeEnd w:id="3"/>
+      <w:r>
+        <w:commentReference w:id="3"/>
       </w:r>
       <w:r>
         <w:rPr>
@@ -22186,7 +22233,30 @@
                 <w:szCs w:val="20"/>
                 <w:rtl w:val="0"/>
               </w:rPr>
-              <w:t xml:space="preserve">실시간 지분율 계산 / 대시보드</w:t>
+              <w:t xml:space="preserve">실시간 지분율 계산 /</w:t>
+            </w:r>
+            <w:commentRangeStart w:id="4"/>
+            <w:r>
+              <w:rPr>
+                <w:rFonts w:ascii="Malgun Gothic" w:cs="Malgun Gothic" w:eastAsia="Malgun Gothic" w:hAnsi="Malgun Gothic"/>
+                <w:sz w:val="20"/>
+                <w:szCs w:val="20"/>
+                <w:rtl w:val="0"/>
+              </w:rPr>
+              <w:t xml:space="preserve"> 실시간 순위</w:t>
+            </w:r>
+            <w:commentRangeEnd w:id="4"/>
+            <w:r>
+              <w:commentReference w:id="4"/>
+            </w:r>
+            <w:r>
+              <w:rPr>
+                <w:rFonts w:ascii="Malgun Gothic" w:cs="Malgun Gothic" w:eastAsia="Malgun Gothic" w:hAnsi="Malgun Gothic"/>
+                <w:sz w:val="20"/>
+                <w:szCs w:val="20"/>
+                <w:rtl w:val="0"/>
+              </w:rPr>
+              <w:t xml:space="preserve"> / 대시보드</w:t>
             </w:r>
             <w:r>
               <w:rPr>
@@ -25022,25 +25092,7 @@
                 <w:szCs w:val="20"/>
                 <w:rtl w:val="0"/>
               </w:rPr>
-              <w:t xml:space="preserve">개발 환경 셋업, 토스페이먼츠 샌드박스 연동 셋업, </w:t>
-            </w:r>
-            <w:r>
-              <w:rPr>
-                <w:rFonts w:ascii="Malgun Gothic" w:cs="Malgun Gothic" w:eastAsia="Malgun Gothic" w:hAnsi="Malgun Gothic"/>
-                <w:sz w:val="20"/>
-                <w:szCs w:val="20"/>
-                <w:rtl w:val="0"/>
-              </w:rPr>
-              <w:t xml:space="preserve">Docker 컨테이너 환경 구성</w:t>
-            </w:r>
-            <w:r>
-              <w:rPr>
-                <w:rFonts w:ascii="Malgun Gothic" w:cs="Malgun Gothic" w:eastAsia="Malgun Gothic" w:hAnsi="Malgun Gothic"/>
-                <w:sz w:val="20"/>
-                <w:szCs w:val="20"/>
-                <w:rtl w:val="0"/>
-              </w:rPr>
-              <w:t xml:space="preserve">, Swagger(SpringDoc OpenAPI) 초기 설정, GitHub Actions CI 파이프라인 구축</w:t>
+              <w:t xml:space="preserve">개발 환경 셋업, Swagger(SpringDoc OpenAPI) 초기 설정, GitHub Actions CI 파이프라인 구축</w:t>
             </w:r>
           </w:p>
         </w:tc>
@@ -25247,7 +25299,16 @@
                 <w:szCs w:val="20"/>
                 <w:rtl w:val="0"/>
               </w:rPr>
-              <w:t xml:space="preserve"> </w:t>
+              <w:t xml:space="preserve">, 토스페이먼츠 샌드박스 연동 셋업, </w:t>
+            </w:r>
+            <w:r>
+              <w:rPr>
+                <w:rFonts w:ascii="Malgun Gothic" w:cs="Malgun Gothic" w:eastAsia="Malgun Gothic" w:hAnsi="Malgun Gothic"/>
+                <w:sz w:val="20"/>
+                <w:szCs w:val="20"/>
+                <w:rtl w:val="0"/>
+              </w:rPr>
+              <w:t xml:space="preserve">Docker 컨테이너 환경 구성</w:t>
             </w:r>
             <w:r>
               <w:rPr>
@@ -25599,7 +25660,7 @@
                 <w:szCs w:val="20"/>
                 <w:rtl w:val="0"/>
               </w:rPr>
-              <w:t xml:space="preserve"> 토스페이먼츠 샌드박스 결제 연동, AI 크루 생성 도우미 LLM 연동, 실시간 현황 대시보드(Recharts), 방장 검증 전체 프론트 연동 마무리 + 반응형 UI 점검</w:t>
+              <w:t xml:space="preserve"> 토스페이먼츠 샌드박스 결제 연동, AI 크루 생성 도우미 LLM 연동, 실시간 현황 대시보드(Recharts), Nginx 리버스 프록시 설정, 미션 결과 화면 + html2canvas 이미지 다운로드(프론트), 전체 프론트 연동 마무리 + 반응형 UI 점검</w:t>
             </w:r>
             <w:r>
               <w:rPr>
@@ -25639,21 +25700,25 @@
                 <w:szCs w:val="20"/>
                 <w:rtl w:val="0"/>
               </w:rPr>
-              <w:t xml:space="preserve">전체 핵심 플로우 End-to-End 동작 확인, 모바일 반응형 UI 완성, </w:t>
-            </w:r>
-            <w:r>
-              <w:rPr>
-                <w:rFonts w:ascii="Malgun Gothic" w:cs="Malgun Gothic" w:eastAsia="Malgun Gothic" w:hAnsi="Malgun Gothic"/>
-                <w:sz w:val="20"/>
-                <w:szCs w:val="20"/>
-                <w:rtl w:val="0"/>
-              </w:rPr>
-              <w:t xml:space="preserve">AWS SES 이메일 발송 확인 </w:t>
-            </w:r>
-            <w:r>
-              <w:rPr>
-                <w:rtl w:val="0"/>
-              </w:rPr>
+              <w:t xml:space="preserve">전체 핵심 플로우 End-to-End 동작 확인, 모바일 반응형 UI 완성, FCM 알림 수신 확인, </w:t>
+            </w:r>
+            <w:r>
+              <w:rPr>
+                <w:rFonts w:ascii="Malgun Gothic" w:cs="Malgun Gothic" w:eastAsia="Malgun Gothic" w:hAnsi="Malgun Gothic"/>
+                <w:sz w:val="20"/>
+                <w:szCs w:val="20"/>
+                <w:rtl w:val="0"/>
+              </w:rPr>
+              <w:t xml:space="preserve">AWS SES 이메일 발송 확인</w:t>
+            </w:r>
+            <w:r>
+              <w:rPr>
+                <w:rFonts w:ascii="Malgun Gothic" w:cs="Malgun Gothic" w:eastAsia="Malgun Gothic" w:hAnsi="Malgun Gothic"/>
+                <w:sz w:val="20"/>
+                <w:szCs w:val="20"/>
+                <w:rtl w:val="0"/>
+              </w:rPr>
+              <w:t xml:space="preserve">, 도딘 충전 결제 플로우 동작 확인</w:t>
             </w:r>
           </w:p>
         </w:tc>
@@ -25771,7 +25836,7 @@
                 <w:szCs w:val="20"/>
                 <w:rtl w:val="0"/>
               </w:rPr>
-              <w:t xml:space="preserve">정산 로직 단위 테스트(JUnit5 + AssertJ), 부하 테스트, 동시성 검증(Redisson), 방장 검증 유예기간·종료 구간 예외 케이스 테스트, 버그 수정</w:t>
+              <w:t xml:space="preserve">정산 로직 단위 테스트(JUnit5 + AssertJ), E2E 시나리오 테스트(회원가입→크루 생성→인증→정산→환급 전체 흐름), 부하 테스트, 동시성 검증(Redisson), 방장 검증 유예기간·종료 구간 예외 케이스 테스트, 모바일 반응형 UI 기기 검증, FCM 푸시 알림 수신 테스트(Android), 토스페이먼츠 샌드박스 결제 플로우 검증, Swagger API 문서 최종 점검, 버그 수정</w:t>
             </w:r>
             <w:r>
               <w:rPr>
@@ -25811,7 +25876,7 @@
                 <w:szCs w:val="20"/>
                 <w:rtl w:val="0"/>
               </w:rPr>
-              <w:t xml:space="preserve">정산 로직 커버리지 80%+, 동시성 이슈 0건, 크리티컬 버그 0건</w:t>
+              <w:t xml:space="preserve">정산 로직 커버리지 80%+, E2E 시나리오 전체 통과, 동시성 이슈 0건, 모바일 기기 UI 이상 없음, FCM 알림 수신 확인, 결제 플로우 이상 없음, Swagger 문서 실제 구현과 일치, 크리티컬 버그 0건</w:t>
             </w:r>
           </w:p>
         </w:tc>
@@ -39686,7 +39751,7 @@
               </w:rPr>
               <w:t xml:space="preserve">System Prompt에 JSON 스키마 명시 → </w:t>
             </w:r>
-            <w:commentRangeStart w:id="3"/>
+            <w:commentRangeStart w:id="5"/>
             <w:r>
               <w:rPr>
                 <w:rFonts w:ascii="Malgun Gothic" w:cs="Malgun Gothic" w:eastAsia="Malgun Gothic" w:hAnsi="Malgun Gothic"/>
@@ -39696,9 +39761,9 @@
               </w:rPr>
               <w:t xml:space="preserve">{title, authCycle, dailyType, depositAmount}</w:t>
             </w:r>
-            <w:commentRangeEnd w:id="3"/>
-            <w:r>
-              <w:commentReference w:id="3"/>
+            <w:commentRangeEnd w:id="5"/>
+            <w:r>
+              <w:commentReference w:id="5"/>
             </w:r>
             <w:r>
               <w:rPr>
@@ -44486,7 +44551,7 @@
       </w:r>
     </w:p>
   </w:comment>
-  <w:comment w:author="김세희" w:id="1" w:date="2026-05-18T21:20:27Z">
+  <w:comment w:author="김세희" w:id="2" w:date="2026-05-21T07:59:16Z">
     <w:p>
       <w:pPr>
         <w:keepNext w:val="0"/>
@@ -44537,11 +44602,11 @@
           <w:vertAlign w:val="baseline"/>
           <w:rtl w:val="0"/>
         </w:rPr>
-        <w:t xml:space="preserve">논의 필요</w:t>
+        <w:t xml:space="preserve">추가</w:t>
       </w:r>
     </w:p>
   </w:comment>
-  <w:comment w:author="김세희" w:id="3" w:date="2026-05-17T08:36:05Z">
+  <w:comment w:author="김세희" w:id="1" w:date="2026-05-18T21:20:27Z">
     <w:p>
       <w:pPr>
         <w:keepNext w:val="0"/>
@@ -44592,9 +44657,11 @@
           <w:vertAlign w:val="baseline"/>
           <w:rtl w:val="0"/>
         </w:rPr>
-        <w:t xml:space="preserve">기존: {title, authMethod, authCycle, startDate, endDate, depositAmount}</w:t>
-      </w:r>
-    </w:p>
+        <w:t xml:space="preserve">논의 필요</w:t>
+      </w:r>
+    </w:p>
+  </w:comment>
+  <w:comment w:author="김세희" w:id="4" w:date="2026-05-21T07:58:01Z">
     <w:p>
       <w:pPr>
         <w:keepNext w:val="0"/>
@@ -44645,9 +44712,11 @@
           <w:vertAlign w:val="baseline"/>
           <w:rtl w:val="0"/>
         </w:rPr>
-        <w:t xml:space="preserve">-&gt; authMethod 제거: 인증 방식은 사진 + 텍스트로 고정됨</w:t>
-      </w:r>
-    </w:p>
+        <w:t xml:space="preserve">추가</w:t>
+      </w:r>
+    </w:p>
+  </w:comment>
+  <w:comment w:author="김세희" w:id="5" w:date="2026-05-17T08:36:05Z">
     <w:p>
       <w:pPr>
         <w:keepNext w:val="0"/>
@@ -44698,7 +44767,7 @@
           <w:vertAlign w:val="baseline"/>
           <w:rtl w:val="0"/>
         </w:rPr>
-        <w:t xml:space="preserve">startDate, endDate 제거: 방장이 직접 입력</w:t>
+        <w:t xml:space="preserve">기존: {title, authMethod, authCycle, startDate, endDate, depositAmount}</w:t>
       </w:r>
     </w:p>
     <w:p>
@@ -44751,11 +44820,117 @@
           <w:vertAlign w:val="baseline"/>
           <w:rtl w:val="0"/>
         </w:rPr>
+        <w:t xml:space="preserve">-&gt; authMethod 제거: 인증 방식은 사진 + 텍스트로 고정됨</w:t>
+      </w:r>
+    </w:p>
+    <w:p>
+      <w:pPr>
+        <w:keepNext w:val="0"/>
+        <w:keepLines w:val="0"/>
+        <w:pageBreakBefore w:val="0"/>
+        <w:widowControl w:val="0"/>
+        <w:pBdr>
+          <w:top w:space="0" w:sz="0" w:val="nil"/>
+          <w:left w:space="0" w:sz="0" w:val="nil"/>
+          <w:bottom w:space="0" w:sz="0" w:val="nil"/>
+          <w:right w:space="0" w:sz="0" w:val="nil"/>
+          <w:between w:space="0" w:sz="0" w:val="nil"/>
+        </w:pBdr>
+        <w:shd w:fill="auto" w:val="clear"/>
+        <w:spacing w:after="0" w:before="0" w:line="240" w:lineRule="auto"/>
+        <w:ind w:left="0" w:right="0" w:firstLine="0"/>
+        <w:jc w:val="left"/>
+        <w:rPr>
+          <w:rFonts w:ascii="Arial" w:cs="Arial" w:eastAsia="Arial" w:hAnsi="Arial"/>
+          <w:b w:val="0"/>
+          <w:bCs w:val="0"/>
+          <w:i w:val="0"/>
+          <w:iCs w:val="0"/>
+          <w:smallCaps w:val="0"/>
+          <w:strike w:val="0"/>
+          <w:color w:val="000000"/>
+          <w:sz w:val="22"/>
+          <w:szCs w:val="22"/>
+          <w:u w:val="none"/>
+          <w:shd w:fill="auto" w:val="clear"/>
+          <w:vertAlign w:val="baseline"/>
+        </w:rPr>
+      </w:pPr>
+      <w:r>
+        <w:rPr>
+          <w:rFonts w:ascii="Arial Unicode MS" w:cs="Arial Unicode MS" w:eastAsia="Arial Unicode MS" w:hAnsi="Arial Unicode MS"/>
+          <w:b w:val="0"/>
+          <w:bCs w:val="0"/>
+          <w:i w:val="0"/>
+          <w:iCs w:val="0"/>
+          <w:smallCaps w:val="0"/>
+          <w:strike w:val="0"/>
+          <w:color w:val="000000"/>
+          <w:sz w:val="22"/>
+          <w:szCs w:val="22"/>
+          <w:u w:val="none"/>
+          <w:shd w:fill="auto" w:val="clear"/>
+          <w:vertAlign w:val="baseline"/>
+          <w:rtl w:val="0"/>
+        </w:rPr>
+        <w:t xml:space="preserve">startDate, endDate 제거: 방장이 직접 입력</w:t>
+      </w:r>
+    </w:p>
+    <w:p>
+      <w:pPr>
+        <w:keepNext w:val="0"/>
+        <w:keepLines w:val="0"/>
+        <w:pageBreakBefore w:val="0"/>
+        <w:widowControl w:val="0"/>
+        <w:pBdr>
+          <w:top w:space="0" w:sz="0" w:val="nil"/>
+          <w:left w:space="0" w:sz="0" w:val="nil"/>
+          <w:bottom w:space="0" w:sz="0" w:val="nil"/>
+          <w:right w:space="0" w:sz="0" w:val="nil"/>
+          <w:between w:space="0" w:sz="0" w:val="nil"/>
+        </w:pBdr>
+        <w:shd w:fill="auto" w:val="clear"/>
+        <w:spacing w:after="0" w:before="0" w:line="240" w:lineRule="auto"/>
+        <w:ind w:left="0" w:right="0" w:firstLine="0"/>
+        <w:jc w:val="left"/>
+        <w:rPr>
+          <w:rFonts w:ascii="Arial" w:cs="Arial" w:eastAsia="Arial" w:hAnsi="Arial"/>
+          <w:b w:val="0"/>
+          <w:bCs w:val="0"/>
+          <w:i w:val="0"/>
+          <w:iCs w:val="0"/>
+          <w:smallCaps w:val="0"/>
+          <w:strike w:val="0"/>
+          <w:color w:val="000000"/>
+          <w:sz w:val="22"/>
+          <w:szCs w:val="22"/>
+          <w:u w:val="none"/>
+          <w:shd w:fill="auto" w:val="clear"/>
+          <w:vertAlign w:val="baseline"/>
+        </w:rPr>
+      </w:pPr>
+      <w:r>
+        <w:rPr>
+          <w:rFonts w:ascii="Arial Unicode MS" w:cs="Arial Unicode MS" w:eastAsia="Arial Unicode MS" w:hAnsi="Arial Unicode MS"/>
+          <w:b w:val="0"/>
+          <w:bCs w:val="0"/>
+          <w:i w:val="0"/>
+          <w:iCs w:val="0"/>
+          <w:smallCaps w:val="0"/>
+          <w:strike w:val="0"/>
+          <w:color w:val="000000"/>
+          <w:sz w:val="22"/>
+          <w:szCs w:val="22"/>
+          <w:u w:val="none"/>
+          <w:shd w:fill="auto" w:val="clear"/>
+          <w:vertAlign w:val="baseline"/>
+          <w:rtl w:val="0"/>
+        </w:rPr>
         <w:t xml:space="preserve">dailyType 추가: 일일 인증·정산 타입 (A/B/C)</w:t>
       </w:r>
     </w:p>
   </w:comment>
-  <w:comment w:author="김세희" w:id="2" w:date="2026-05-15T00:42:50Z">
+  <w:comment w:author="김세희" w:id="3" w:date="2026-05-15T00:42:50Z">
     <w:p>
       <w:pPr>
         <w:keepNext w:val="0"/>
